--- a/minggu 11/Laporan Praktikum Algoritma week 11.docx
+++ b/minggu 11/Laporan Praktikum Algoritma week 11.docx
@@ -483,7 +483,16 @@
                 <w:sz w:val="24"/>
                 <w:szCs w:val="24"/>
               </w:rPr>
-              <w:t>10</w:t>
+              <w:t>1</w:t>
+            </w:r>
+            <w:r>
+              <w:rPr>
+                <w:b/>
+                <w:bCs/>
+                <w:sz w:val="24"/>
+                <w:szCs w:val="24"/>
+              </w:rPr>
+              <w:t>2</w:t>
             </w:r>
             <w:r>
               <w:rPr>
@@ -501,7 +510,7 @@
                 <w:sz w:val="24"/>
                 <w:szCs w:val="24"/>
               </w:rPr>
-              <w:t>Manajemen File</w:t>
+              <w:t>Tipe Data Dictionary</w:t>
             </w:r>
           </w:p>
         </w:tc>
@@ -623,17 +632,6 @@
         </w:rPr>
         <w:t>Pengantar</w:t>
       </w:r>
-      <w:r>
-        <w:rPr>
-          <w:rFonts w:eastAsiaTheme="majorEastAsia" w:cstheme="minorHAnsi"/>
-          <w:b/>
-          <w:bCs/>
-          <w:color w:val="2F5496" w:themeColor="accent1" w:themeShade="BF"/>
-          <w:sz w:val="24"/>
-          <w:szCs w:val="24"/>
-        </w:rPr>
-        <w:t xml:space="preserve"> File</w:t>
-      </w:r>
     </w:p>
     <w:p>
       <w:pPr>
@@ -651,55 +649,15 @@
           <w:sz w:val="24"/>
           <w:szCs w:val="24"/>
         </w:rPr>
-        <w:t>Program yang berjalan di komputer membutuhkan memory primer</w:t>
-      </w:r>
-      <w:r>
-        <w:rPr>
-          <w:rFonts w:cstheme="minorHAnsi"/>
-          <w:sz w:val="24"/>
-          <w:szCs w:val="24"/>
-        </w:rPr>
-        <w:t xml:space="preserve"> untuk menyimpan data sementara proses berlangsung. </w:t>
-      </w:r>
-      <w:r>
-        <w:rPr>
-          <w:rFonts w:cstheme="minorHAnsi"/>
-          <w:sz w:val="24"/>
-          <w:szCs w:val="24"/>
-        </w:rPr>
-        <w:t>Data yang disimpan pada memory ini hanya  bersifat sementara dan akan hilan ketiak program selesai dijalankan atau komputer dimatikan.</w:t>
-      </w:r>
-      <w:r>
-        <w:rPr>
-          <w:rFonts w:cstheme="minorHAnsi"/>
-          <w:sz w:val="24"/>
-          <w:szCs w:val="24"/>
-        </w:rPr>
-        <w:t xml:space="preserve"> Hal ini disebabkan memory primer memiliki sifat volatile, yaitu tidak mampu menyimpan data secara permanen.</w:t>
-      </w:r>
-      <w:r>
-        <w:rPr>
-          <w:rFonts w:cstheme="minorHAnsi"/>
-          <w:sz w:val="24"/>
-          <w:szCs w:val="24"/>
-        </w:rPr>
-        <w:t xml:space="preserve"> Oleh karena itu, </w:t>
-      </w:r>
-      <w:r>
-        <w:rPr>
-          <w:rFonts w:cstheme="minorHAnsi"/>
-          <w:sz w:val="24"/>
-          <w:szCs w:val="24"/>
-        </w:rPr>
-        <w:t>program yang menggunakan memory primer tidak akan dapat menyimpan data set</w:t>
-      </w:r>
-      <w:r>
-        <w:rPr>
-          <w:rFonts w:cstheme="minorHAnsi"/>
-          <w:sz w:val="24"/>
-          <w:szCs w:val="24"/>
-        </w:rPr>
-        <w:t>elah program dimatikan.</w:t>
+        <w:t xml:space="preserve">Dictionary </w:t>
+      </w:r>
+      <w:r>
+        <w:rPr>
+          <w:rFonts w:cstheme="minorHAnsi"/>
+          <w:sz w:val="24"/>
+          <w:szCs w:val="24"/>
+        </w:rPr>
+        <w:t>pada Pyhton mirip seperti list karena sama-sama digunakan untuk menyimpan banyak data dalam satu variabel. Perbedaanya adalah list menggunakan indeks angka atau integer untuk mengambil sebuah data, sedangkan pada dictionary menggunakan key untuk mengambil data. Di dalam dictionary sendiri, data disimpan kedalam bentuk berpasang pasangan yaitu key dan value. Key berfungsi sebagai nama untuk mengambil suatu nilai (value) tertentu. Oleh karena itu, key harus unik dan tidak boleh sama dalam satu dictionary.</w:t>
       </w:r>
     </w:p>
     <w:p>
@@ -718,23 +676,23 @@
           <w:sz w:val="24"/>
           <w:szCs w:val="24"/>
         </w:rPr>
-        <w:t xml:space="preserve">Untuk mengatasi masalah tersebut, digunakanlah secondary memory sebagai media dari penyimpanan tetap. Secondary memory berfungsi iuntuk menyimpan data secara permanen sehingga data tetap ada walaupun komputer dimatikan. </w:t>
-      </w:r>
-      <w:r>
-        <w:rPr>
-          <w:rFonts w:cstheme="minorHAnsi"/>
-          <w:sz w:val="24"/>
-          <w:szCs w:val="24"/>
-        </w:rPr>
-        <w:t>Contoh dari secondary memory dia</w:t>
-      </w:r>
-      <w:r>
-        <w:rPr>
-          <w:rFonts w:cstheme="minorHAnsi"/>
-          <w:sz w:val="24"/>
-          <w:szCs w:val="24"/>
-        </w:rPr>
-        <w:t>ntaranya adalah SSD dan harddisk.</w:t>
+        <w:t xml:space="preserve">Dictionary juga bisa dianggap sebagai pemetaan antara key dan value. Yang artinya setiap key pasti akan terhubung dengan satu nilai tertentu. Hal pertama yang harus dilakukan adalah membuat sebuah dictionary. Untuk membuat sebuah dictionary ada dua cara yang dapat dilakuakan. Pertama menggunakan fungsi dict() untuk membuat dictionary kosong atau dengan tandan kurung kurawal {}. Setelah dictionary berhasil dibuat maka data bisa ditambahkan dengan </w:t>
+      </w:r>
+      <w:r>
+        <w:rPr>
+          <w:rFonts w:cstheme="minorHAnsi"/>
+          <w:sz w:val="24"/>
+          <w:szCs w:val="24"/>
+        </w:rPr>
+        <w:t xml:space="preserve">tanda kurung siku [] </w:t>
+      </w:r>
+      <w:r>
+        <w:rPr>
+          <w:rFonts w:cstheme="minorHAnsi"/>
+          <w:sz w:val="24"/>
+          <w:szCs w:val="24"/>
+        </w:rPr>
+        <w:t>menggunakan format nama_dictionary[key] = value.</w:t>
       </w:r>
     </w:p>
     <w:p>
@@ -750,15 +708,14 @@
       <w:r>
         <w:rPr>
           <w:rFonts w:cstheme="minorHAnsi"/>
-          <w:noProof/>
           <w:sz w:val="24"/>
           <w:szCs w:val="24"/>
         </w:rPr>
         <w:drawing>
-          <wp:inline distT="0" distB="0" distL="0" distR="0" wp14:anchorId="3382F86A" wp14:editId="4280D0FA">
-            <wp:extent cx="4730993" cy="2768742"/>
+          <wp:inline distT="0" distB="0" distL="0" distR="0" wp14:anchorId="4D87CBB4" wp14:editId="4E84C9C3">
+            <wp:extent cx="1752856" cy="615636"/>
             <wp:effectExtent l="0" t="0" r="0" b="0"/>
-            <wp:docPr id="93809577" name="Picture 1"/>
+            <wp:docPr id="1064438425" name="Picture 1"/>
             <wp:cNvGraphicFramePr>
               <a:graphicFrameLocks xmlns:a="http://schemas.openxmlformats.org/drawingml/2006/main" noChangeAspect="1"/>
             </wp:cNvGraphicFramePr>
@@ -766,7 +723,7 @@
               <a:graphicData uri="http://schemas.openxmlformats.org/drawingml/2006/picture">
                 <pic:pic xmlns:pic="http://schemas.openxmlformats.org/drawingml/2006/picture">
                   <pic:nvPicPr>
-                    <pic:cNvPr id="93809577" name=""/>
+                    <pic:cNvPr id="1064438425" name=""/>
                     <pic:cNvPicPr/>
                   </pic:nvPicPr>
                   <pic:blipFill>
@@ -778,7 +735,7 @@
                   <pic:spPr>
                     <a:xfrm>
                       <a:off x="0" y="0"/>
-                      <a:ext cx="4730993" cy="2768742"/>
+                      <a:ext cx="1752856" cy="615636"/>
                     </a:xfrm>
                     <a:prstGeom prst="rect">
                       <a:avLst/>
@@ -810,7 +767,7 @@
           <w:sz w:val="24"/>
           <w:szCs w:val="24"/>
         </w:rPr>
-        <w:t>9.1</w:t>
+        <w:t>12.1</w:t>
       </w:r>
       <w:r>
         <w:rPr>
@@ -826,7 +783,7 @@
           <w:sz w:val="24"/>
           <w:szCs w:val="24"/>
         </w:rPr>
-        <w:t>Penggunaan memory di komputer</w:t>
+        <w:t>Cara membuat dictionary kosong</w:t>
       </w:r>
       <w:r>
         <w:rPr>
@@ -859,257 +816,29 @@
           <w:rPr>
             <w:rStyle w:val="Hyperlink"/>
           </w:rPr>
-          <w:t>https://shorturl.at/EEict</w:t>
+          <w:t>https://shorturl.at/64Fki</w:t>
         </w:r>
       </w:hyperlink>
     </w:p>
     <w:p>
       <w:pPr>
         <w:spacing w:line="360" w:lineRule="auto"/>
-        <w:jc w:val="both"/>
-        <w:rPr>
-          <w:sz w:val="24"/>
-          <w:szCs w:val="24"/>
-        </w:rPr>
-      </w:pPr>
-      <w:r>
-        <w:rPr>
-          <w:sz w:val="24"/>
-          <w:szCs w:val="24"/>
-        </w:rPr>
-        <w:t xml:space="preserve">File </w:t>
-      </w:r>
-      <w:r>
-        <w:rPr>
-          <w:sz w:val="24"/>
-          <w:szCs w:val="24"/>
-        </w:rPr>
-        <w:t xml:space="preserve">merupakan salah satu bentuk penyimpanan data yang berada di dalam secondary memory. File berisi kumpulan data dalam bentuk bit-bit yang disusun dan disimpan secara teratur sehingga </w:t>
-      </w:r>
-      <w:r>
-        <w:rPr>
-          <w:sz w:val="24"/>
-          <w:szCs w:val="24"/>
-        </w:rPr>
-        <w:t>dapat dibaca dan digunakan oleh program. File dapat berupa berbagai jenis</w:t>
-      </w:r>
-      <w:r>
-        <w:rPr>
-          <w:sz w:val="24"/>
-          <w:szCs w:val="24"/>
-        </w:rPr>
-        <w:t>, seperti file s</w:t>
-      </w:r>
-      <w:r>
-        <w:rPr>
-          <w:sz w:val="24"/>
-          <w:szCs w:val="24"/>
-        </w:rPr>
-        <w:t xml:space="preserve">istem, file program (binary), file teks, maupun file multimedia. </w:t>
-      </w:r>
-      <w:r>
-        <w:rPr>
-          <w:sz w:val="24"/>
-          <w:szCs w:val="24"/>
-        </w:rPr>
-        <w:t xml:space="preserve">Setiap file menyimpan informasi yang </w:t>
-      </w:r>
-      <w:r>
-        <w:rPr>
-          <w:sz w:val="24"/>
-          <w:szCs w:val="24"/>
-        </w:rPr>
-        <w:lastRenderedPageBreak/>
-        <w:t>saling berkaitan dan dianggap sebagai satu kesatuan</w:t>
-      </w:r>
-      <w:r>
-        <w:rPr>
-          <w:sz w:val="24"/>
-          <w:szCs w:val="24"/>
-        </w:rPr>
-        <w:t xml:space="preserve">. Dengan adanya file, data dari program tidak akan hilang </w:t>
-      </w:r>
-      <w:r>
-        <w:rPr>
-          <w:sz w:val="24"/>
-          <w:szCs w:val="24"/>
-        </w:rPr>
-        <w:t>walaupun komputer dimatikan.</w:t>
-      </w:r>
-      <w:r>
-        <w:rPr>
-          <w:sz w:val="24"/>
-          <w:szCs w:val="24"/>
-        </w:rPr>
-        <w:t xml:space="preserve"> Setiap file memiliki beberapa properti yang menjelaskan karakteristiknya. Proper</w:t>
-      </w:r>
-      <w:r>
-        <w:rPr>
-          <w:sz w:val="24"/>
-          <w:szCs w:val="24"/>
-        </w:rPr>
-        <w:t>ti tersebut meliputi nama file, ukuran, letak di harddisk, owner, hak akses, tanggal akses, dan lain-lain.</w:t>
-      </w:r>
-      <w:r>
-        <w:rPr>
-          <w:sz w:val="24"/>
-          <w:szCs w:val="24"/>
-        </w:rPr>
-        <w:t xml:space="preserve"> Informasi ini penting untuk mengatur dan mengelola file di dalam sistem komputer.</w:t>
-      </w:r>
-    </w:p>
-    <w:p>
-      <w:pPr>
-        <w:spacing w:line="360" w:lineRule="auto"/>
-        <w:jc w:val="both"/>
-        <w:rPr>
-          <w:rFonts w:eastAsiaTheme="majorEastAsia" w:cstheme="minorHAnsi"/>
-          <w:b/>
-          <w:bCs/>
-          <w:color w:val="2F5496" w:themeColor="accent1" w:themeShade="BF"/>
-          <w:sz w:val="24"/>
-          <w:szCs w:val="24"/>
-        </w:rPr>
-      </w:pPr>
-      <w:r>
-        <w:rPr>
-          <w:rFonts w:eastAsiaTheme="majorEastAsia" w:cstheme="minorHAnsi"/>
-          <w:b/>
-          <w:bCs/>
-          <w:color w:val="2F5496" w:themeColor="accent1" w:themeShade="BF"/>
-          <w:sz w:val="24"/>
-          <w:szCs w:val="24"/>
-        </w:rPr>
-        <w:t xml:space="preserve">Pengaksesan </w:t>
-      </w:r>
-      <w:r>
-        <w:rPr>
-          <w:rFonts w:eastAsiaTheme="majorEastAsia" w:cstheme="minorHAnsi"/>
-          <w:b/>
-          <w:bCs/>
-          <w:color w:val="2F5496" w:themeColor="accent1" w:themeShade="BF"/>
-          <w:sz w:val="24"/>
-          <w:szCs w:val="24"/>
-        </w:rPr>
-        <w:t>File</w:t>
-      </w:r>
-    </w:p>
-    <w:p>
-      <w:pPr>
-        <w:spacing w:line="360" w:lineRule="auto"/>
-        <w:jc w:val="both"/>
-        <w:rPr>
-          <w:rFonts w:cstheme="minorHAnsi"/>
-          <w:sz w:val="24"/>
-          <w:szCs w:val="24"/>
-        </w:rPr>
-      </w:pPr>
-      <w:r>
-        <w:rPr>
-          <w:rFonts w:cstheme="minorHAnsi"/>
-          <w:sz w:val="24"/>
-          <w:szCs w:val="24"/>
-        </w:rPr>
-        <w:t xml:space="preserve">Untuk dapat mengakses sebuah file di dalam program, terdapa beberapa langkah yang harus dilakukan secara berurutan. Pertama, pengguna harus menyiapkan nama file beserta path atau lokasi </w:t>
-      </w:r>
-      <w:r>
-        <w:rPr>
-          <w:rFonts w:cstheme="minorHAnsi"/>
-          <w:sz w:val="24"/>
-          <w:szCs w:val="24"/>
-        </w:rPr>
-        <w:t>file berada.</w:t>
-      </w:r>
-      <w:r>
-        <w:rPr>
-          <w:rFonts w:cstheme="minorHAnsi"/>
-          <w:sz w:val="24"/>
-          <w:szCs w:val="24"/>
-        </w:rPr>
-        <w:t xml:space="preserve"> Setelah itu, buka file agar program dapat berinteraksi dengan file tersebut. Langkah berikutnya adalah melakukan operasi </w:t>
-      </w:r>
-      <w:r>
-        <w:rPr>
-          <w:rFonts w:cstheme="minorHAnsi"/>
-          <w:sz w:val="24"/>
-          <w:szCs w:val="24"/>
-        </w:rPr>
-        <w:t xml:space="preserve">pada file, seperti </w:t>
-      </w:r>
-      <w:r>
-        <w:rPr>
-          <w:rFonts w:cstheme="minorHAnsi"/>
-          <w:sz w:val="24"/>
-          <w:szCs w:val="24"/>
-        </w:rPr>
-        <w:t>membaca isi file (read) atau menuliskan data ke file (write). Terakhir, file darus di tutu</w:t>
-      </w:r>
-      <w:r>
-        <w:rPr>
-          <w:rFonts w:cstheme="minorHAnsi"/>
-          <w:sz w:val="24"/>
-          <w:szCs w:val="24"/>
-        </w:rPr>
-        <w:t>p.</w:t>
-      </w:r>
-    </w:p>
-    <w:p>
-      <w:pPr>
-        <w:spacing w:line="360" w:lineRule="auto"/>
-        <w:jc w:val="both"/>
-        <w:rPr>
-          <w:rFonts w:cstheme="minorHAnsi"/>
-          <w:sz w:val="24"/>
-          <w:szCs w:val="24"/>
-        </w:rPr>
-      </w:pPr>
-      <w:r>
-        <w:rPr>
-          <w:rFonts w:cstheme="minorHAnsi"/>
-          <w:sz w:val="24"/>
-          <w:szCs w:val="24"/>
-        </w:rPr>
-        <w:t xml:space="preserve">Dalam bahasa Python, file dapat diakses menggunakan fungsi open(). Ketika file dibuka, program akan menghasilkan sebuah handla file yang digunakan sebagai penghubung antara program dan file tersebut. Handle ini berisi informasi </w:t>
-      </w:r>
-      <w:r>
-        <w:rPr>
-          <w:rFonts w:cstheme="minorHAnsi"/>
-          <w:sz w:val="24"/>
-          <w:szCs w:val="24"/>
-        </w:rPr>
-        <w:t xml:space="preserve">seperti nama file, mode akses, dan encoding yang digunakan. </w:t>
-      </w:r>
-      <w:r>
-        <w:rPr>
-          <w:rFonts w:cstheme="minorHAnsi"/>
-          <w:sz w:val="24"/>
-          <w:szCs w:val="24"/>
-        </w:rPr>
-        <w:t xml:space="preserve"> </w:t>
-      </w:r>
-    </w:p>
-    <w:p>
-      <w:pPr>
-        <w:spacing w:line="360" w:lineRule="auto"/>
         <w:jc w:val="center"/>
         <w:rPr>
-          <w:rFonts w:cstheme="minorHAnsi"/>
-          <w:sz w:val="24"/>
-          <w:szCs w:val="24"/>
-        </w:rPr>
-      </w:pPr>
-      <w:r>
-        <w:rPr>
-          <w:rFonts w:cstheme="minorHAnsi"/>
-          <w:noProof/>
+          <w:sz w:val="24"/>
+          <w:szCs w:val="24"/>
+        </w:rPr>
+      </w:pPr>
+      <w:r>
+        <w:rPr>
           <w:sz w:val="24"/>
           <w:szCs w:val="24"/>
         </w:rPr>
         <w:drawing>
-          <wp:inline distT="0" distB="0" distL="0" distR="0" wp14:anchorId="6F17C0DB" wp14:editId="295743EB">
-            <wp:extent cx="6189023" cy="1378633"/>
-            <wp:effectExtent l="0" t="0" r="2540" b="0"/>
-            <wp:docPr id="1798687136" name="Picture 1"/>
+          <wp:inline distT="0" distB="0" distL="0" distR="0" wp14:anchorId="0D0A42B9" wp14:editId="64D24149">
+            <wp:extent cx="2308342" cy="289711"/>
+            <wp:effectExtent l="0" t="0" r="0" b="0"/>
+            <wp:docPr id="1837799827" name="Picture 1"/>
             <wp:cNvGraphicFramePr>
               <a:graphicFrameLocks xmlns:a="http://schemas.openxmlformats.org/drawingml/2006/main" noChangeAspect="1"/>
             </wp:cNvGraphicFramePr>
@@ -1117,7 +846,7 @@
               <a:graphicData uri="http://schemas.openxmlformats.org/drawingml/2006/picture">
                 <pic:pic xmlns:pic="http://schemas.openxmlformats.org/drawingml/2006/picture">
                   <pic:nvPicPr>
-                    <pic:cNvPr id="1798687136" name=""/>
+                    <pic:cNvPr id="1837799827" name=""/>
                     <pic:cNvPicPr/>
                   </pic:nvPicPr>
                   <pic:blipFill>
@@ -1129,7 +858,7 @@
                   <pic:spPr>
                     <a:xfrm>
                       <a:off x="0" y="0"/>
-                      <a:ext cx="6233678" cy="1388580"/>
+                      <a:ext cx="2317805" cy="290899"/>
                     </a:xfrm>
                     <a:prstGeom prst="rect">
                       <a:avLst/>
@@ -1161,7 +890,7 @@
           <w:sz w:val="24"/>
           <w:szCs w:val="24"/>
         </w:rPr>
-        <w:t>9.</w:t>
+        <w:t>12.</w:t>
       </w:r>
       <w:r>
         <w:rPr>
@@ -1185,23 +914,7 @@
           <w:sz w:val="24"/>
           <w:szCs w:val="24"/>
         </w:rPr>
-        <w:t xml:space="preserve">Penggunaan </w:t>
-      </w:r>
-      <w:r>
-        <w:rPr>
-          <w:rFonts w:cstheme="minorHAnsi"/>
-          <w:sz w:val="24"/>
-          <w:szCs w:val="24"/>
-        </w:rPr>
-        <w:t xml:space="preserve">fungsi open() </w:t>
-      </w:r>
-      <w:r>
-        <w:rPr>
-          <w:rFonts w:cstheme="minorHAnsi"/>
-          <w:sz w:val="24"/>
-          <w:szCs w:val="24"/>
-        </w:rPr>
-        <w:t>untuk membuka file “mbox-short.txt”</w:t>
+        <w:t>Contoh menambahkan item pada dictionary</w:t>
       </w:r>
       <w:r>
         <w:rPr>
@@ -1234,13 +947,30 @@
           <w:rPr>
             <w:rStyle w:val="Hyperlink"/>
           </w:rPr>
-          <w:t>https://shorturl.at/EEict</w:t>
+          <w:t>https://shorturl.at/64Fki</w:t>
         </w:r>
       </w:hyperlink>
     </w:p>
     <w:p>
       <w:pPr>
         <w:spacing w:line="360" w:lineRule="auto"/>
+        <w:jc w:val="both"/>
+        <w:rPr>
+          <w:sz w:val="24"/>
+          <w:szCs w:val="24"/>
+        </w:rPr>
+      </w:pPr>
+      <w:r>
+        <w:rPr>
+          <w:sz w:val="24"/>
+          <w:szCs w:val="24"/>
+        </w:rPr>
+        <w:t>Saat dictionaty dicetak, seluruh pasangan key dan value akan tampil dalam format yang hampir sama seperti saat penulisannya. Dictionary juga dapat langsung dibuat beserta isinya, misalnya berisi beberapa pasangan kata sekaligus. Namun urutan data pada dictionry tidak selalu tetap atau berutan seperti list. Hal ini dikarenakan dictionary tidak bekerja berdasarkan indeks angka tetapi berdasarkan dari key.</w:t>
+      </w:r>
+    </w:p>
+    <w:p>
+      <w:pPr>
+        <w:spacing w:line="360" w:lineRule="auto"/>
         <w:jc w:val="center"/>
         <w:rPr>
           <w:sz w:val="24"/>
@@ -1249,16 +979,15 @@
       </w:pPr>
       <w:r>
         <w:rPr>
-          <w:noProof/>
           <w:sz w:val="24"/>
           <w:szCs w:val="24"/>
         </w:rPr>
         <w:lastRenderedPageBreak/>
         <w:drawing>
-          <wp:inline distT="0" distB="0" distL="0" distR="0" wp14:anchorId="452FE6E1" wp14:editId="6BEA3E83">
-            <wp:extent cx="3066757" cy="3952583"/>
-            <wp:effectExtent l="0" t="0" r="635" b="0"/>
-            <wp:docPr id="1555681260" name="Picture 1"/>
+          <wp:inline distT="0" distB="0" distL="0" distR="0" wp14:anchorId="42582567" wp14:editId="366B6350">
+            <wp:extent cx="4504876" cy="470780"/>
+            <wp:effectExtent l="0" t="0" r="0" b="5715"/>
+            <wp:docPr id="128043662" name="Picture 1"/>
             <wp:cNvGraphicFramePr>
               <a:graphicFrameLocks xmlns:a="http://schemas.openxmlformats.org/drawingml/2006/main" noChangeAspect="1"/>
             </wp:cNvGraphicFramePr>
@@ -1266,7 +995,7 @@
               <a:graphicData uri="http://schemas.openxmlformats.org/drawingml/2006/picture">
                 <pic:pic xmlns:pic="http://schemas.openxmlformats.org/drawingml/2006/picture">
                   <pic:nvPicPr>
-                    <pic:cNvPr id="1555681260" name=""/>
+                    <pic:cNvPr id="128043662" name=""/>
                     <pic:cNvPicPr/>
                   </pic:nvPicPr>
                   <pic:blipFill>
@@ -1278,7 +1007,7 @@
                   <pic:spPr>
                     <a:xfrm>
                       <a:off x="0" y="0"/>
-                      <a:ext cx="3066757" cy="3952583"/>
+                      <a:ext cx="4536173" cy="474051"/>
                     </a:xfrm>
                     <a:prstGeom prst="rect">
                       <a:avLst/>
@@ -1310,7 +1039,7 @@
           <w:sz w:val="24"/>
           <w:szCs w:val="24"/>
         </w:rPr>
-        <w:t>9.</w:t>
+        <w:t>12.</w:t>
       </w:r>
       <w:r>
         <w:rPr>
@@ -1334,7 +1063,23 @@
           <w:sz w:val="24"/>
           <w:szCs w:val="24"/>
         </w:rPr>
-        <w:t>Contoh property file</w:t>
+        <w:t>Contoh menambahkan</w:t>
+      </w:r>
+      <w:r>
+        <w:rPr>
+          <w:rFonts w:cstheme="minorHAnsi"/>
+          <w:sz w:val="24"/>
+          <w:szCs w:val="24"/>
+        </w:rPr>
+        <w:t xml:space="preserve"> banyak</w:t>
+      </w:r>
+      <w:r>
+        <w:rPr>
+          <w:rFonts w:cstheme="minorHAnsi"/>
+          <w:sz w:val="24"/>
+          <w:szCs w:val="24"/>
+        </w:rPr>
+        <w:t xml:space="preserve"> item pada dictionary</w:t>
       </w:r>
       <w:r>
         <w:rPr>
@@ -1367,13 +1112,117 @@
           <w:rPr>
             <w:rStyle w:val="Hyperlink"/>
           </w:rPr>
-          <w:t>https://shorturl.at/EEict</w:t>
+          <w:t>https://shorturl.at/64Fki</w:t>
         </w:r>
       </w:hyperlink>
     </w:p>
     <w:p>
       <w:pPr>
         <w:spacing w:line="360" w:lineRule="auto"/>
+        <w:jc w:val="both"/>
+        <w:rPr>
+          <w:sz w:val="24"/>
+          <w:szCs w:val="24"/>
+        </w:rPr>
+      </w:pPr>
+      <w:r>
+        <w:rPr>
+          <w:sz w:val="24"/>
+          <w:szCs w:val="24"/>
+        </w:rPr>
+        <w:t>Untuk mengambil nilai dari dictionary, kita cukup menuliskan nama key di dalam kurung siku. Seperti pada gambar di atas, jika kita menggunakan key “two” maka akan menghasilkan nilai “dos”. Tetapi, jika key yang dicari tidak ada dalam dictionary maka Python akan menghasilkan error berupa KeyError. Selain itu, fungsi len() juga dapat digunakan pada dictionary untuk menghitung jumlah dari pasangan key dan value yang ada. Opertor in pada dictionary digunakan untuk mengecek apakah suatu key ada di dalam dictionary tersebut atau tidak. Untuk mengecek hal yang sama pada value dapat menggunakan method values() terlebih dahulu lalu mengubahnya ke list.</w:t>
+      </w:r>
+    </w:p>
+    <w:p>
+      <w:pPr>
+        <w:spacing w:line="360" w:lineRule="auto"/>
+        <w:jc w:val="both"/>
+        <w:rPr>
+          <w:rFonts w:eastAsiaTheme="majorEastAsia" w:cstheme="minorHAnsi"/>
+          <w:b/>
+          <w:bCs/>
+          <w:color w:val="2F5496" w:themeColor="accent1" w:themeShade="BF"/>
+          <w:sz w:val="24"/>
+          <w:szCs w:val="24"/>
+        </w:rPr>
+      </w:pPr>
+      <w:r>
+        <w:rPr>
+          <w:rFonts w:eastAsiaTheme="majorEastAsia" w:cstheme="minorHAnsi"/>
+          <w:b/>
+          <w:bCs/>
+          <w:color w:val="2F5496" w:themeColor="accent1" w:themeShade="BF"/>
+          <w:sz w:val="24"/>
+          <w:szCs w:val="24"/>
+        </w:rPr>
+        <w:t>Dictionary sebagai set penghitung (counters)</w:t>
+      </w:r>
+    </w:p>
+    <w:p>
+      <w:pPr>
+        <w:spacing w:line="360" w:lineRule="auto"/>
+        <w:jc w:val="both"/>
+        <w:rPr>
+          <w:rFonts w:cstheme="minorHAnsi"/>
+          <w:sz w:val="24"/>
+          <w:szCs w:val="24"/>
+        </w:rPr>
+      </w:pPr>
+      <w:r>
+        <w:rPr>
+          <w:rFonts w:cstheme="minorHAnsi"/>
+          <w:sz w:val="24"/>
+          <w:szCs w:val="24"/>
+        </w:rPr>
+        <w:t>Dictionary dapat digunakan sebagai counter untuk menhitung berapa kali suatu kata muncul.</w:t>
+      </w:r>
+      <w:r>
+        <w:rPr>
+          <w:rFonts w:cstheme="minorHAnsi"/>
+          <w:sz w:val="24"/>
+          <w:szCs w:val="24"/>
+        </w:rPr>
+        <w:t xml:space="preserve"> Pada materi in contohnya adalah menghitung jumlah huruf dalam sebuah string.</w:t>
+      </w:r>
+      <w:r>
+        <w:rPr>
+          <w:rFonts w:cstheme="minorHAnsi"/>
+          <w:sz w:val="24"/>
+          <w:szCs w:val="24"/>
+        </w:rPr>
+        <w:t xml:space="preserve"> Ada beberapa cara yang dapat dilakukan</w:t>
+      </w:r>
+      <w:r>
+        <w:rPr>
+          <w:rFonts w:cstheme="minorHAnsi"/>
+          <w:sz w:val="24"/>
+          <w:szCs w:val="24"/>
+        </w:rPr>
+        <w:t>, misalnya adalah membuat banyak variabel untuk setiap huruf alfabet atayu menggunakan list dengan indeks angka. Namun cara tersebut kurang fleksibel karena program harus menyimpan tempat untuk kemungkinan semua huruf.</w:t>
+      </w:r>
+    </w:p>
+    <w:p>
+      <w:pPr>
+        <w:spacing w:line="360" w:lineRule="auto"/>
+        <w:jc w:val="both"/>
+        <w:rPr>
+          <w:rFonts w:cstheme="minorHAnsi"/>
+          <w:sz w:val="24"/>
+          <w:szCs w:val="24"/>
+        </w:rPr>
+      </w:pPr>
+      <w:r>
+        <w:rPr>
+          <w:rFonts w:cstheme="minorHAnsi"/>
+          <w:sz w:val="24"/>
+          <w:szCs w:val="24"/>
+        </w:rPr>
+        <w:t>Pada penggunaan dictionary, setiap huruf dijadkan sebagai key dan jumlah kemunculan dijadikan value. Program akan membaca string satu persatu menggunakan perulangan for. Jika huruf belum ada di dalam dictionary, maka programa akan membuat key baru dengan nilai awal 1. Tetapi jika huruf tersebut sudah ada, maka nilainya akan ditambah satu lagi. Proses ini akan terus bejalan sampai seluruh karakter huruf diperiksa.</w:t>
+      </w:r>
+    </w:p>
+    <w:p>
+      <w:pPr>
+        <w:spacing w:line="360" w:lineRule="auto"/>
         <w:jc w:val="center"/>
         <w:rPr>
           <w:rFonts w:cstheme="minorHAnsi"/>
@@ -1384,15 +1233,14 @@
       <w:r>
         <w:rPr>
           <w:rFonts w:cstheme="minorHAnsi"/>
-          <w:noProof/>
           <w:sz w:val="24"/>
           <w:szCs w:val="24"/>
         </w:rPr>
         <w:drawing>
-          <wp:inline distT="0" distB="0" distL="0" distR="0" wp14:anchorId="4EBA7DB6" wp14:editId="63759FCF">
-            <wp:extent cx="4159464" cy="2133710"/>
-            <wp:effectExtent l="0" t="0" r="0" b="0"/>
-            <wp:docPr id="792024225" name="Picture 1"/>
+          <wp:inline distT="0" distB="0" distL="0" distR="0" wp14:anchorId="0BE109B3" wp14:editId="0C30BE72">
+            <wp:extent cx="4635374" cy="1177966"/>
+            <wp:effectExtent l="0" t="0" r="0" b="3175"/>
+            <wp:docPr id="187787996" name="Picture 1"/>
             <wp:cNvGraphicFramePr>
               <a:graphicFrameLocks xmlns:a="http://schemas.openxmlformats.org/drawingml/2006/main" noChangeAspect="1"/>
             </wp:cNvGraphicFramePr>
@@ -1400,7 +1248,7 @@
               <a:graphicData uri="http://schemas.openxmlformats.org/drawingml/2006/picture">
                 <pic:pic xmlns:pic="http://schemas.openxmlformats.org/drawingml/2006/picture">
                   <pic:nvPicPr>
-                    <pic:cNvPr id="792024225" name=""/>
+                    <pic:cNvPr id="187787996" name=""/>
                     <pic:cNvPicPr/>
                   </pic:nvPicPr>
                   <pic:blipFill>
@@ -1412,7 +1260,7 @@
                   <pic:spPr>
                     <a:xfrm>
                       <a:off x="0" y="0"/>
-                      <a:ext cx="4159464" cy="2133710"/>
+                      <a:ext cx="4680409" cy="1189411"/>
                     </a:xfrm>
                     <a:prstGeom prst="rect">
                       <a:avLst/>
@@ -1436,39 +1284,40 @@
           <w:sz w:val="24"/>
           <w:szCs w:val="24"/>
         </w:rPr>
-        <w:t xml:space="preserve">Gambar </w:t>
-      </w:r>
-      <w:r>
-        <w:rPr>
-          <w:rFonts w:cstheme="minorHAnsi"/>
-          <w:sz w:val="24"/>
-          <w:szCs w:val="24"/>
-        </w:rPr>
-        <w:t>9.4</w:t>
-      </w:r>
-      <w:r>
-        <w:rPr>
-          <w:rFonts w:cstheme="minorHAnsi"/>
-          <w:sz w:val="24"/>
-          <w:szCs w:val="24"/>
-        </w:rPr>
-        <w:t xml:space="preserve">: </w:t>
-      </w:r>
-      <w:r>
-        <w:rPr>
-          <w:rFonts w:cstheme="minorHAnsi"/>
-          <w:sz w:val="24"/>
-          <w:szCs w:val="24"/>
-        </w:rPr>
-        <w:t>Ilustrasi handle</w:t>
-      </w:r>
-      <w:r>
-        <w:rPr>
-          <w:rFonts w:cstheme="minorHAnsi"/>
-          <w:sz w:val="24"/>
-          <w:szCs w:val="24"/>
-        </w:rPr>
-        <w:t xml:space="preserve"> file</w:t>
+        <w:lastRenderedPageBreak/>
+        <w:t>Gambar 12.</w:t>
+      </w:r>
+      <w:r>
+        <w:rPr>
+          <w:rFonts w:cstheme="minorHAnsi"/>
+          <w:sz w:val="24"/>
+          <w:szCs w:val="24"/>
+        </w:rPr>
+        <w:t>4</w:t>
+      </w:r>
+      <w:r>
+        <w:rPr>
+          <w:rFonts w:cstheme="minorHAnsi"/>
+          <w:sz w:val="24"/>
+          <w:szCs w:val="24"/>
+        </w:rPr>
+        <w:t>:</w:t>
+      </w:r>
+      <w:r>
+        <w:rPr>
+          <w:rFonts w:cstheme="minorHAnsi"/>
+          <w:sz w:val="24"/>
+          <w:szCs w:val="24"/>
+        </w:rPr>
+        <w:t xml:space="preserve"> Contoh penggunaan dictonary sebagai counter</w:t>
+      </w:r>
+      <w:r>
+        <w:rPr>
+          <w:rFonts w:cstheme="minorHAnsi"/>
+          <w:sz w:val="24"/>
+          <w:szCs w:val="24"/>
+        </w:rPr>
+        <w:t xml:space="preserve"> untuk mencari jumlah huruf yang ada pada sebuah kata</w:t>
       </w:r>
       <w:r>
         <w:rPr>
@@ -1501,7 +1350,7 @@
           <w:rPr>
             <w:rStyle w:val="Hyperlink"/>
           </w:rPr>
-          <w:t>https://shorturl.at/EEict</w:t>
+          <w:t>https://shorturl.at/64Fki</w:t>
         </w:r>
       </w:hyperlink>
     </w:p>
@@ -1521,80 +1370,31 @@
           <w:sz w:val="24"/>
           <w:szCs w:val="24"/>
         </w:rPr>
-        <w:t>Pada file “mbox</w:t>
-      </w:r>
-      <w:r>
-        <w:rPr>
-          <w:rFonts w:cstheme="minorHAnsi"/>
-          <w:sz w:val="24"/>
-          <w:szCs w:val="24"/>
-        </w:rPr>
-        <w:t>-short.txt</w:t>
-      </w:r>
-      <w:r>
-        <w:rPr>
-          <w:rFonts w:cstheme="minorHAnsi"/>
-          <w:sz w:val="24"/>
-          <w:szCs w:val="24"/>
-        </w:rPr>
-        <w:t>”</w:t>
-      </w:r>
-      <w:r>
-        <w:rPr>
-          <w:rFonts w:cstheme="minorHAnsi"/>
-          <w:sz w:val="24"/>
-          <w:szCs w:val="24"/>
-        </w:rPr>
-        <w:t xml:space="preserve">, hasil yang ditampilkan adalah </w:t>
-      </w:r>
-      <w:r>
-        <w:rPr>
-          <w:rFonts w:cstheme="minorHAnsi"/>
-          <w:sz w:val="24"/>
-          <w:szCs w:val="24"/>
-        </w:rPr>
-        <w:t>file dibuka dalam mode read dan dengan encoding UTF-8.</w:t>
-      </w:r>
-      <w:r>
-        <w:rPr>
-          <w:rFonts w:cstheme="minorHAnsi"/>
-          <w:sz w:val="24"/>
-          <w:szCs w:val="24"/>
-        </w:rPr>
-        <w:t xml:space="preserve"> Namun, jika file tidak ditemukan maka output akan error.</w:t>
-      </w:r>
-      <w:r>
-        <w:rPr>
-          <w:rFonts w:cstheme="minorHAnsi"/>
-          <w:sz w:val="24"/>
-          <w:szCs w:val="24"/>
-        </w:rPr>
-        <w:t xml:space="preserve"> Error yang </w:t>
-      </w:r>
-      <w:r>
-        <w:rPr>
-          <w:rFonts w:cstheme="minorHAnsi"/>
-          <w:sz w:val="24"/>
-          <w:szCs w:val="24"/>
-        </w:rPr>
-        <w:lastRenderedPageBreak/>
-        <w:t xml:space="preserve">muncul biasanya adalah </w:t>
-      </w:r>
-      <w:r>
-        <w:rPr>
-          <w:rFonts w:cstheme="minorHAnsi"/>
-          <w:sz w:val="24"/>
-          <w:szCs w:val="24"/>
-        </w:rPr>
-        <w:t xml:space="preserve">FileNotFoundError yang menunjukkan bahwa file tidak ada dalam lokasi yang ditentukan. </w:t>
-      </w:r>
-      <w:r>
-        <w:rPr>
-          <w:rFonts w:cstheme="minorHAnsi"/>
-          <w:sz w:val="24"/>
-          <w:szCs w:val="24"/>
-        </w:rPr>
-        <w:t>Contoh:</w:t>
+        <w:t xml:space="preserve">Selain itu, terdapat juga method get() pada dictionary yang digunakan untuk mengambil nilai dai suatu key. Jika key yang dicari ditemukan, maka nilai aslinya akan dikembalikan. Namun, jika key </w:t>
+      </w:r>
+      <w:r>
+        <w:rPr>
+          <w:rFonts w:cstheme="minorHAnsi"/>
+          <w:sz w:val="24"/>
+          <w:szCs w:val="24"/>
+        </w:rPr>
+        <w:t>tidak ada, maka method get() akan memberikan nilai None atau kita dapat memberiakn nilai degfault yang sudah ditentukan. Penggunaan get() membuat program menjadi lebih singkat karena tidak perlu lagi menggunakan percabangan if unruk mengecek keberadaan key</w:t>
+      </w:r>
+      <w:r>
+        <w:rPr>
+          <w:rFonts w:cstheme="minorHAnsi"/>
+          <w:sz w:val="24"/>
+          <w:szCs w:val="24"/>
+        </w:rPr>
+        <w:t xml:space="preserve"> seperti gambah 12.3</w:t>
+      </w:r>
+      <w:r>
+        <w:rPr>
+          <w:rFonts w:cstheme="minorHAnsi"/>
+          <w:sz w:val="24"/>
+          <w:szCs w:val="24"/>
+        </w:rPr>
+        <w:t>.</w:t>
       </w:r>
     </w:p>
     <w:p>
@@ -1610,15 +1410,14 @@
       <w:r>
         <w:rPr>
           <w:rFonts w:cstheme="minorHAnsi"/>
-          <w:noProof/>
           <w:sz w:val="24"/>
           <w:szCs w:val="24"/>
         </w:rPr>
         <w:drawing>
-          <wp:inline distT="0" distB="0" distL="0" distR="0" wp14:anchorId="0E497888" wp14:editId="33A1AE3B">
-            <wp:extent cx="5283472" cy="596931"/>
+          <wp:inline distT="0" distB="0" distL="0" distR="0" wp14:anchorId="29EA1927" wp14:editId="14D3AE96">
+            <wp:extent cx="3886400" cy="685835"/>
             <wp:effectExtent l="0" t="0" r="0" b="0"/>
-            <wp:docPr id="811176239" name="Picture 1"/>
+            <wp:docPr id="1632367357" name="Picture 1"/>
             <wp:cNvGraphicFramePr>
               <a:graphicFrameLocks xmlns:a="http://schemas.openxmlformats.org/drawingml/2006/main" noChangeAspect="1"/>
             </wp:cNvGraphicFramePr>
@@ -1626,7 +1425,7 @@
               <a:graphicData uri="http://schemas.openxmlformats.org/drawingml/2006/picture">
                 <pic:pic xmlns:pic="http://schemas.openxmlformats.org/drawingml/2006/picture">
                   <pic:nvPicPr>
-                    <pic:cNvPr id="811176239" name=""/>
+                    <pic:cNvPr id="1632367357" name=""/>
                     <pic:cNvPicPr/>
                   </pic:nvPicPr>
                   <pic:blipFill>
@@ -1638,7 +1437,7 @@
                   <pic:spPr>
                     <a:xfrm>
                       <a:off x="0" y="0"/>
-                      <a:ext cx="5283472" cy="596931"/>
+                      <a:ext cx="3886400" cy="685835"/>
                     </a:xfrm>
                     <a:prstGeom prst="rect">
                       <a:avLst/>
@@ -1662,23 +1461,39 @@
           <w:sz w:val="24"/>
           <w:szCs w:val="24"/>
         </w:rPr>
-        <w:t xml:space="preserve">Gambar </w:t>
-      </w:r>
-      <w:r>
-        <w:rPr>
-          <w:rFonts w:cstheme="minorHAnsi"/>
-          <w:sz w:val="24"/>
-          <w:szCs w:val="24"/>
-        </w:rPr>
-        <w:t>9.5</w:t>
-      </w:r>
-      <w:r>
-        <w:rPr>
-          <w:rFonts w:cstheme="minorHAnsi"/>
-          <w:sz w:val="24"/>
-          <w:szCs w:val="24"/>
-        </w:rPr>
-        <w:t>:</w:t>
+        <w:t>Gambar 12.</w:t>
+      </w:r>
+      <w:r>
+        <w:rPr>
+          <w:rFonts w:cstheme="minorHAnsi"/>
+          <w:sz w:val="24"/>
+          <w:szCs w:val="24"/>
+        </w:rPr>
+        <w:t>5</w:t>
+      </w:r>
+      <w:r>
+        <w:rPr>
+          <w:rFonts w:cstheme="minorHAnsi"/>
+          <w:sz w:val="24"/>
+          <w:szCs w:val="24"/>
+        </w:rPr>
+        <w:t xml:space="preserve">: Contoh penggunaan </w:t>
+      </w:r>
+      <w:r>
+        <w:rPr>
+          <w:rFonts w:cstheme="minorHAnsi"/>
+          <w:sz w:val="24"/>
+          <w:szCs w:val="24"/>
+        </w:rPr>
+        <w:t xml:space="preserve">get() pada </w:t>
+      </w:r>
+      <w:r>
+        <w:rPr>
+          <w:rFonts w:cstheme="minorHAnsi"/>
+          <w:sz w:val="24"/>
+          <w:szCs w:val="24"/>
+        </w:rPr>
+        <w:t>dictonary sebagai counter</w:t>
       </w:r>
       <w:r>
         <w:rPr>
@@ -1694,7 +1509,7 @@
           <w:sz w:val="24"/>
           <w:szCs w:val="24"/>
         </w:rPr>
-        <w:t>Contoh error yang terjadi saat proses handle dan file tidak ditemukan</w:t>
+        <w:t>untuk mencari jumlah huruf yang ada pada sebuah kata</w:t>
       </w:r>
       <w:r>
         <w:rPr>
@@ -1727,7 +1542,7 @@
           <w:rPr>
             <w:rStyle w:val="Hyperlink"/>
           </w:rPr>
-          <w:t>https://shorturl.at/EEict</w:t>
+          <w:t>https://shorturl.at/64Fki</w:t>
         </w:r>
       </w:hyperlink>
     </w:p>
@@ -1736,42 +1551,105 @@
         <w:spacing w:line="360" w:lineRule="auto"/>
         <w:jc w:val="both"/>
         <w:rPr>
-          <w:rFonts w:cstheme="minorHAnsi"/>
-          <w:sz w:val="24"/>
-          <w:szCs w:val="24"/>
-        </w:rPr>
-      </w:pPr>
-      <w:r>
-        <w:rPr>
-          <w:rFonts w:cstheme="minorHAnsi"/>
-          <w:sz w:val="24"/>
-          <w:szCs w:val="24"/>
-        </w:rPr>
-        <w:t xml:space="preserve">Pada file teks, isi file biasanya terdiri dari beberapa jenis string yang tersusun secara berurutan. Proses </w:t>
-      </w:r>
-      <w:r>
-        <w:rPr>
-          <w:rFonts w:cstheme="minorHAnsi"/>
-          <w:sz w:val="24"/>
-          <w:szCs w:val="24"/>
-        </w:rPr>
-        <w:t xml:space="preserve">pembacaan file teks umumnya dilakukan baris demi baris hingga mencapai akhir dari file </w:t>
-      </w:r>
-      <w:r>
-        <w:rPr>
-          <w:rFonts w:cstheme="minorHAnsi"/>
-          <w:sz w:val="24"/>
-          <w:szCs w:val="24"/>
-        </w:rPr>
-        <w:t>yang disebut EOF (End of File)</w:t>
-      </w:r>
-      <w:r>
-        <w:rPr>
-          <w:rFonts w:cstheme="minorHAnsi"/>
-          <w:sz w:val="24"/>
-          <w:szCs w:val="24"/>
-        </w:rPr>
-        <w:t>.</w:t>
+          <w:rFonts w:eastAsiaTheme="majorEastAsia" w:cstheme="minorHAnsi"/>
+          <w:b/>
+          <w:bCs/>
+          <w:color w:val="2F5496" w:themeColor="accent1" w:themeShade="BF"/>
+          <w:sz w:val="24"/>
+          <w:szCs w:val="24"/>
+        </w:rPr>
+      </w:pPr>
+      <w:r>
+        <w:rPr>
+          <w:rFonts w:eastAsiaTheme="majorEastAsia" w:cstheme="minorHAnsi"/>
+          <w:b/>
+          <w:bCs/>
+          <w:color w:val="2F5496" w:themeColor="accent1" w:themeShade="BF"/>
+          <w:sz w:val="24"/>
+          <w:szCs w:val="24"/>
+        </w:rPr>
+        <w:t>Dictionary dan file</w:t>
+      </w:r>
+    </w:p>
+    <w:p>
+      <w:pPr>
+        <w:spacing w:line="360" w:lineRule="auto"/>
+        <w:jc w:val="both"/>
+        <w:rPr>
+          <w:rFonts w:cstheme="minorHAnsi"/>
+          <w:sz w:val="24"/>
+          <w:szCs w:val="24"/>
+        </w:rPr>
+      </w:pPr>
+      <w:r>
+        <w:rPr>
+          <w:rFonts w:cstheme="minorHAnsi"/>
+          <w:sz w:val="24"/>
+          <w:szCs w:val="24"/>
+        </w:rPr>
+        <w:t xml:space="preserve">Salah satu penggunaan dictionary pada Pyhton adalah menhitung jumlah kata pada sebuah file teks. </w:t>
+      </w:r>
+      <w:r>
+        <w:rPr>
+          <w:rFonts w:cstheme="minorHAnsi"/>
+          <w:sz w:val="24"/>
+          <w:szCs w:val="24"/>
+        </w:rPr>
+        <w:t>Program akan membaca isi file satu per satu lalu menghitung berapa kali setiap kata muncul. Dengan bantuan dictionary, setiap kata dapat disimpan sebagai key dan value.</w:t>
+      </w:r>
+    </w:p>
+    <w:p>
+      <w:pPr>
+        <w:spacing w:line="360" w:lineRule="auto"/>
+        <w:jc w:val="both"/>
+        <w:rPr>
+          <w:rFonts w:cstheme="minorHAnsi"/>
+          <w:sz w:val="24"/>
+          <w:szCs w:val="24"/>
+        </w:rPr>
+      </w:pPr>
+      <w:r>
+        <w:rPr>
+          <w:rFonts w:cstheme="minorHAnsi"/>
+          <w:sz w:val="24"/>
+          <w:szCs w:val="24"/>
+        </w:rPr>
+        <w:t>Program menggunakan dua perulangan. Pada perulangan pertama digunakan untuk membaca setiap baris pada file, sedangakan perulangan kedua digunakan untuk mebaca setiap kata pada baris tersebut. Setelahnya, method split() digunakan untuk memisahkan kalimat menjadi beberapa kata dalam bentuk list. Kemudian setiap kata diperiksa apakah sudah ada di dictionary. Jika belum, maka kata tersebut akan ditambahkan sebagai key dengan nilai 1, sedangkan jika kata sudah ada, maka nilainya akan ditambah dengan satu.</w:t>
+      </w:r>
+    </w:p>
+    <w:p>
+      <w:pPr>
+        <w:spacing w:line="360" w:lineRule="auto"/>
+        <w:jc w:val="both"/>
+        <w:rPr>
+          <w:rFonts w:cstheme="minorHAnsi"/>
+          <w:sz w:val="24"/>
+          <w:szCs w:val="24"/>
+        </w:rPr>
+      </w:pPr>
+      <w:r>
+        <w:rPr>
+          <w:rFonts w:cstheme="minorHAnsi"/>
+          <w:sz w:val="24"/>
+          <w:szCs w:val="24"/>
+        </w:rPr>
+        <w:t xml:space="preserve">Pada bagian program juga digunakan penulisan singkat counts[word] += 1. Penulisan ini sama dengan counts[word] = </w:t>
+      </w:r>
+      <w:r>
+        <w:rPr>
+          <w:rFonts w:cstheme="minorHAnsi"/>
+          <w:sz w:val="24"/>
+          <w:szCs w:val="24"/>
+        </w:rPr>
+        <w:t>counts[word]</w:t>
+      </w:r>
+      <w:r>
+        <w:rPr>
+          <w:rFonts w:cstheme="minorHAnsi"/>
+          <w:sz w:val="24"/>
+          <w:szCs w:val="24"/>
+        </w:rPr>
+        <w:t xml:space="preserve"> + 1. Selain itu, penggunaan metode lain seperti -=, *=, /= dapat digunakan mempermudah perubahan nilai variabel.</w:t>
       </w:r>
     </w:p>
     <w:p>
@@ -1787,15 +1665,15 @@
       <w:r>
         <w:rPr>
           <w:rFonts w:cstheme="minorHAnsi"/>
-          <w:noProof/>
-          <w:sz w:val="24"/>
-          <w:szCs w:val="24"/>
-        </w:rPr>
+          <w:sz w:val="24"/>
+          <w:szCs w:val="24"/>
+        </w:rPr>
+        <w:lastRenderedPageBreak/>
         <w:drawing>
-          <wp:inline distT="0" distB="0" distL="0" distR="0" wp14:anchorId="0D12EC5A" wp14:editId="2A01FF5B">
-            <wp:extent cx="4572235" cy="1282766"/>
-            <wp:effectExtent l="0" t="0" r="0" b="0"/>
-            <wp:docPr id="1311382204" name="Picture 1"/>
+          <wp:inline distT="0" distB="0" distL="0" distR="0" wp14:anchorId="6A4042C0" wp14:editId="7180F690">
+            <wp:extent cx="5088047" cy="2606073"/>
+            <wp:effectExtent l="0" t="0" r="0" b="3810"/>
+            <wp:docPr id="1884092852" name="Picture 1"/>
             <wp:cNvGraphicFramePr>
               <a:graphicFrameLocks xmlns:a="http://schemas.openxmlformats.org/drawingml/2006/main" noChangeAspect="1"/>
             </wp:cNvGraphicFramePr>
@@ -1803,7 +1681,7 @@
               <a:graphicData uri="http://schemas.openxmlformats.org/drawingml/2006/picture">
                 <pic:pic xmlns:pic="http://schemas.openxmlformats.org/drawingml/2006/picture">
                   <pic:nvPicPr>
-                    <pic:cNvPr id="1311382204" name=""/>
+                    <pic:cNvPr id="1884092852" name=""/>
                     <pic:cNvPicPr/>
                   </pic:nvPicPr>
                   <pic:blipFill>
@@ -1815,7 +1693,7 @@
                   <pic:spPr>
                     <a:xfrm>
                       <a:off x="0" y="0"/>
-                      <a:ext cx="4572235" cy="1282766"/>
+                      <a:ext cx="5106252" cy="2615397"/>
                     </a:xfrm>
                     <a:prstGeom prst="rect">
                       <a:avLst/>
@@ -1839,15 +1717,7 @@
           <w:sz w:val="24"/>
           <w:szCs w:val="24"/>
         </w:rPr>
-        <w:t xml:space="preserve">Gambar </w:t>
-      </w:r>
-      <w:r>
-        <w:rPr>
-          <w:rFonts w:cstheme="minorHAnsi"/>
-          <w:sz w:val="24"/>
-          <w:szCs w:val="24"/>
-        </w:rPr>
-        <w:t>9.</w:t>
+        <w:t>Gambar 12.</w:t>
       </w:r>
       <w:r>
         <w:rPr>
@@ -1871,15 +1741,7 @@
           <w:sz w:val="24"/>
           <w:szCs w:val="24"/>
         </w:rPr>
-        <w:t xml:space="preserve"> Contoh</w:t>
-      </w:r>
-      <w:r>
-        <w:rPr>
-          <w:rFonts w:cstheme="minorHAnsi"/>
-          <w:sz w:val="24"/>
-          <w:szCs w:val="24"/>
-        </w:rPr>
-        <w:t xml:space="preserve"> file teks dan barisnya</w:t>
+        <w:t xml:space="preserve"> Penggunaan dictionary dalam mencari jumlah kata pada sebuah file</w:t>
       </w:r>
       <w:r>
         <w:rPr>
@@ -1912,7 +1774,7 @@
           <w:rPr>
             <w:rStyle w:val="Hyperlink"/>
           </w:rPr>
-          <w:t>https://shorturl.at/EEict</w:t>
+          <w:t>https://shorturl.at/64Fki</w:t>
         </w:r>
       </w:hyperlink>
     </w:p>
@@ -1921,6 +1783,13 @@
         <w:spacing w:line="360" w:lineRule="auto"/>
         <w:jc w:val="both"/>
         <w:rPr>
+          <w:rFonts w:cstheme="minorHAnsi"/>
+          <w:sz w:val="24"/>
+          <w:szCs w:val="24"/>
+        </w:rPr>
+      </w:pPr>
+      <w:r>
+        <w:rPr>
           <w:rFonts w:eastAsiaTheme="majorEastAsia" w:cstheme="minorHAnsi"/>
           <w:b/>
           <w:bCs/>
@@ -1928,17 +1797,7 @@
           <w:sz w:val="24"/>
           <w:szCs w:val="24"/>
         </w:rPr>
-      </w:pPr>
-      <w:r>
-        <w:rPr>
-          <w:rFonts w:eastAsiaTheme="majorEastAsia" w:cstheme="minorHAnsi"/>
-          <w:b/>
-          <w:bCs/>
-          <w:color w:val="2F5496" w:themeColor="accent1" w:themeShade="BF"/>
-          <w:sz w:val="24"/>
-          <w:szCs w:val="24"/>
-        </w:rPr>
-        <w:t>Manipulasi File</w:t>
+        <w:t>Looping dan Dictionary</w:t>
       </w:r>
     </w:p>
     <w:p>
@@ -1957,55 +1816,15 @@
           <w:sz w:val="24"/>
           <w:szCs w:val="24"/>
         </w:rPr>
-        <w:t xml:space="preserve">Manipulasi file dalam Python dimulai dengan proses </w:t>
-      </w:r>
-      <w:r>
-        <w:rPr>
-          <w:rFonts w:cstheme="minorHAnsi"/>
-          <w:sz w:val="24"/>
-          <w:szCs w:val="24"/>
-        </w:rPr>
-        <w:t>membaca file terlebih dahulu</w:t>
-      </w:r>
-      <w:r>
-        <w:rPr>
-          <w:rFonts w:cstheme="minorHAnsi"/>
-          <w:sz w:val="24"/>
-          <w:szCs w:val="24"/>
-        </w:rPr>
-        <w:t>.</w:t>
-      </w:r>
-      <w:r>
-        <w:rPr>
-          <w:rFonts w:cstheme="minorHAnsi"/>
-          <w:sz w:val="24"/>
-          <w:szCs w:val="24"/>
-        </w:rPr>
-        <w:t xml:space="preserve"> Langkah selanjutnya adalah </w:t>
-      </w:r>
-      <w:r>
-        <w:rPr>
-          <w:rFonts w:cstheme="minorHAnsi"/>
-          <w:sz w:val="24"/>
-          <w:szCs w:val="24"/>
-        </w:rPr>
-        <w:t>membuka file dengan open(), membaca isi file menggunakan perulangan</w:t>
-      </w:r>
-      <w:r>
-        <w:rPr>
-          <w:rFonts w:cstheme="minorHAnsi"/>
-          <w:sz w:val="24"/>
-          <w:szCs w:val="24"/>
-        </w:rPr>
-        <w:t xml:space="preserve">, dan menutup file </w:t>
-      </w:r>
-      <w:r>
-        <w:rPr>
-          <w:rFonts w:cstheme="minorHAnsi"/>
-          <w:sz w:val="24"/>
-          <w:szCs w:val="24"/>
-        </w:rPr>
-        <w:t xml:space="preserve">setelah selesai. </w:t>
+        <w:t>Pada dictionary, perulangan for digunakan untuk menelusuri setiap key yang ada di dalam dictionary. Saat loop berjalan, variabel pada for akan berisi key satu per satu.</w:t>
+      </w:r>
+      <w:r>
+        <w:rPr>
+          <w:rFonts w:cstheme="minorHAnsi"/>
+          <w:sz w:val="24"/>
+          <w:szCs w:val="24"/>
+        </w:rPr>
+        <w:t xml:space="preserve"> Untuk mengambil nilai dari key tersebut, program perlu menggunakan indeks dictionary seperti counts[key]. Dengan cara ini, program dapat menampilkan pasangan antara key dan value secara besamaan. </w:t>
       </w:r>
     </w:p>
     <w:p>
@@ -2021,15 +1840,14 @@
       <w:r>
         <w:rPr>
           <w:rFonts w:cstheme="minorHAnsi"/>
-          <w:noProof/>
           <w:sz w:val="24"/>
           <w:szCs w:val="24"/>
         </w:rPr>
         <w:drawing>
-          <wp:inline distT="0" distB="0" distL="0" distR="0" wp14:anchorId="5EB1F4CD" wp14:editId="6C093D21">
-            <wp:extent cx="5264421" cy="952549"/>
-            <wp:effectExtent l="0" t="0" r="0" b="0"/>
-            <wp:docPr id="94934326" name="Picture 1"/>
+          <wp:inline distT="0" distB="0" distL="0" distR="0" wp14:anchorId="4ACB8494" wp14:editId="10F3C33F">
+            <wp:extent cx="5255577" cy="1518081"/>
+            <wp:effectExtent l="0" t="0" r="2540" b="6350"/>
+            <wp:docPr id="1787832963" name="Picture 1"/>
             <wp:cNvGraphicFramePr>
               <a:graphicFrameLocks xmlns:a="http://schemas.openxmlformats.org/drawingml/2006/main" noChangeAspect="1"/>
             </wp:cNvGraphicFramePr>
@@ -2037,7 +1855,7 @@
               <a:graphicData uri="http://schemas.openxmlformats.org/drawingml/2006/picture">
                 <pic:pic xmlns:pic="http://schemas.openxmlformats.org/drawingml/2006/picture">
                   <pic:nvPicPr>
-                    <pic:cNvPr id="94934326" name=""/>
+                    <pic:cNvPr id="1787832963" name=""/>
                     <pic:cNvPicPr/>
                   </pic:nvPicPr>
                   <pic:blipFill>
@@ -2049,7 +1867,7 @@
                   <pic:spPr>
                     <a:xfrm>
                       <a:off x="0" y="0"/>
-                      <a:ext cx="5264421" cy="952549"/>
+                      <a:ext cx="5271261" cy="1522611"/>
                     </a:xfrm>
                     <a:prstGeom prst="rect">
                       <a:avLst/>
@@ -2066,29 +1884,14 @@
       <w:pPr>
         <w:spacing w:line="360" w:lineRule="auto"/>
         <w:jc w:val="center"/>
-        <w:rPr>
-          <w:rFonts w:cstheme="minorHAnsi"/>
-          <w:i/>
-          <w:iCs/>
-          <w:sz w:val="24"/>
-          <w:szCs w:val="24"/>
-        </w:rPr>
-      </w:pPr>
-      <w:r>
-        <w:rPr>
-          <w:rFonts w:cstheme="minorHAnsi"/>
-          <w:sz w:val="24"/>
-          <w:szCs w:val="24"/>
-        </w:rPr>
-        <w:t xml:space="preserve">Gambar </w:t>
-      </w:r>
-      <w:r>
-        <w:rPr>
-          <w:rFonts w:cstheme="minorHAnsi"/>
-          <w:sz w:val="24"/>
-          <w:szCs w:val="24"/>
-        </w:rPr>
-        <w:t>9.</w:t>
+      </w:pPr>
+      <w:r>
+        <w:rPr>
+          <w:rFonts w:cstheme="minorHAnsi"/>
+          <w:sz w:val="24"/>
+          <w:szCs w:val="24"/>
+        </w:rPr>
+        <w:t>Gambar 12.</w:t>
       </w:r>
       <w:r>
         <w:rPr>
@@ -2112,31 +1915,31 @@
           <w:sz w:val="24"/>
           <w:szCs w:val="24"/>
         </w:rPr>
-        <w:t xml:space="preserve">Contoh </w:t>
-      </w:r>
-      <w:r>
-        <w:rPr>
-          <w:rFonts w:cstheme="minorHAnsi"/>
-          <w:sz w:val="24"/>
-          <w:szCs w:val="24"/>
-        </w:rPr>
-        <w:t>pembacaan file</w:t>
-      </w:r>
-      <w:r>
-        <w:rPr>
-          <w:rFonts w:cstheme="minorHAnsi"/>
-          <w:sz w:val="24"/>
-          <w:szCs w:val="24"/>
-        </w:rPr>
-        <w:t xml:space="preserve"> menggunakan looping</w:t>
-      </w:r>
-      <w:r>
-        <w:rPr>
-          <w:rFonts w:cstheme="minorHAnsi"/>
-          <w:sz w:val="24"/>
-          <w:szCs w:val="24"/>
-        </w:rPr>
-        <w:t xml:space="preserve">. </w:t>
+        <w:t>Contoh p</w:t>
+      </w:r>
+      <w:r>
+        <w:rPr>
+          <w:rFonts w:cstheme="minorHAnsi"/>
+          <w:sz w:val="24"/>
+          <w:szCs w:val="24"/>
+        </w:rPr>
+        <w:t xml:space="preserve">enggunaan </w:t>
+      </w:r>
+      <w:r>
+        <w:rPr>
+          <w:rFonts w:cstheme="minorHAnsi"/>
+          <w:sz w:val="24"/>
+          <w:szCs w:val="24"/>
+        </w:rPr>
+        <w:t xml:space="preserve">for pada </w:t>
+      </w:r>
+      <w:r>
+        <w:rPr>
+          <w:rFonts w:cstheme="minorHAnsi"/>
+          <w:sz w:val="24"/>
+          <w:szCs w:val="24"/>
+        </w:rPr>
+        <w:t xml:space="preserve">dictionary. </w:t>
       </w:r>
       <w:r>
         <w:rPr>
@@ -2161,7 +1964,7 @@
           <w:rPr>
             <w:rStyle w:val="Hyperlink"/>
           </w:rPr>
-          <w:t>https://shorturl.at/EEict</w:t>
+          <w:t>https://shorturl.at/64Fki</w:t>
         </w:r>
       </w:hyperlink>
     </w:p>
@@ -2170,91 +1973,24 @@
         <w:spacing w:line="360" w:lineRule="auto"/>
         <w:jc w:val="both"/>
         <w:rPr>
-          <w:rFonts w:cstheme="minorHAnsi"/>
-          <w:sz w:val="24"/>
-          <w:szCs w:val="24"/>
-        </w:rPr>
-      </w:pPr>
-      <w:r>
-        <w:rPr>
-          <w:rFonts w:cstheme="minorHAnsi"/>
-          <w:sz w:val="24"/>
-          <w:szCs w:val="24"/>
-        </w:rPr>
-        <w:t xml:space="preserve">Pada program, file dibuka lalu setipa baris dihitung </w:t>
-      </w:r>
-      <w:r>
-        <w:rPr>
-          <w:rFonts w:cstheme="minorHAnsi"/>
-          <w:sz w:val="24"/>
-          <w:szCs w:val="24"/>
-        </w:rPr>
-        <w:t>menggunakan variabel count hingga seluruh file selesai dibaca.</w:t>
-      </w:r>
-      <w:r>
-        <w:rPr>
-          <w:rFonts w:cstheme="minorHAnsi"/>
-          <w:sz w:val="24"/>
-          <w:szCs w:val="24"/>
-        </w:rPr>
-        <w:t xml:space="preserve"> Hasil akhirnya menunjukkan bahwa jumlah total baris pada line tersebut </w:t>
-      </w:r>
-      <w:r>
-        <w:rPr>
-          <w:rFonts w:cstheme="minorHAnsi"/>
+          <w:sz w:val="24"/>
+          <w:szCs w:val="24"/>
+        </w:rPr>
+      </w:pPr>
+      <w:r>
+        <w:rPr>
+          <w:sz w:val="24"/>
+          <w:szCs w:val="24"/>
+        </w:rPr>
+        <w:t xml:space="preserve">Adapun cara untuk mengurutkan isi dictionary berdasarkan key secata alfabet. Langkah pertama adalah mengambil semua key menggunakan method keys(), lalu mengubahnya menjadi list dengan fungsi list(). Setelah itu diurutkan menggunakan sort(). Kemudian program akan </w:t>
+      </w:r>
+      <w:r>
+        <w:rPr>
           <w:sz w:val="24"/>
           <w:szCs w:val="24"/>
         </w:rPr>
         <w:lastRenderedPageBreak/>
-        <w:t>adalah</w:t>
-      </w:r>
-      <w:r>
-        <w:rPr>
-          <w:rFonts w:cstheme="minorHAnsi"/>
-          <w:sz w:val="24"/>
-          <w:szCs w:val="24"/>
-        </w:rPr>
-        <w:t xml:space="preserve"> 1910 baris. </w:t>
-      </w:r>
-      <w:r>
-        <w:rPr>
-          <w:rFonts w:cstheme="minorHAnsi"/>
-          <w:sz w:val="24"/>
-          <w:szCs w:val="24"/>
-        </w:rPr>
-        <w:t xml:space="preserve">Selain cara tersebut, </w:t>
-      </w:r>
-      <w:r>
-        <w:rPr>
-          <w:rFonts w:cstheme="minorHAnsi"/>
-          <w:sz w:val="24"/>
-          <w:szCs w:val="24"/>
-        </w:rPr>
-        <w:t xml:space="preserve">file juga bisa dibaca sekaligus menggunakan fungsi read(). Dengan cara ini, </w:t>
-      </w:r>
-      <w:r>
-        <w:rPr>
-          <w:rFonts w:cstheme="minorHAnsi"/>
-          <w:sz w:val="24"/>
-          <w:szCs w:val="24"/>
-        </w:rPr>
-        <w:t>seluruh isi file disimpan dalam satu variabel string sehingga bisa diproses lebih lanjut.</w:t>
-      </w:r>
-      <w:r>
-        <w:rPr>
-          <w:rFonts w:cstheme="minorHAnsi"/>
-          <w:sz w:val="24"/>
-          <w:szCs w:val="24"/>
-        </w:rPr>
-        <w:t xml:space="preserve"> Namun, metode ini </w:t>
-      </w:r>
-      <w:r>
-        <w:rPr>
-          <w:rFonts w:cstheme="minorHAnsi"/>
-          <w:sz w:val="24"/>
-          <w:szCs w:val="24"/>
-        </w:rPr>
-        <w:t>cukup boros secara memori jika file berukuran besar. Oleh karena itu, penggunaan read() sebaiknya hanya untuk file yang tidak terlalu besar agar program tetap berjalan lancar.</w:t>
+        <w:t>melakukan loopin pada list yang sudah terurut tersebut dan mencetak pasangan key serta value sesuai urutan alfabet.</w:t>
       </w:r>
     </w:p>
     <w:p>
@@ -2262,23 +1998,20 @@
         <w:spacing w:line="360" w:lineRule="auto"/>
         <w:jc w:val="center"/>
         <w:rPr>
-          <w:rFonts w:cstheme="minorHAnsi"/>
-          <w:sz w:val="24"/>
-          <w:szCs w:val="24"/>
-        </w:rPr>
-      </w:pPr>
-      <w:r>
-        <w:rPr>
-          <w:rFonts w:cstheme="minorHAnsi"/>
-          <w:noProof/>
+          <w:sz w:val="24"/>
+          <w:szCs w:val="24"/>
+        </w:rPr>
+      </w:pPr>
+      <w:r>
+        <w:rPr>
           <w:sz w:val="24"/>
           <w:szCs w:val="24"/>
         </w:rPr>
         <w:drawing>
-          <wp:inline distT="0" distB="0" distL="0" distR="0" wp14:anchorId="28FC775D" wp14:editId="787BE201">
-            <wp:extent cx="5467631" cy="806491"/>
-            <wp:effectExtent l="0" t="0" r="0" b="0"/>
-            <wp:docPr id="1857001984" name="Picture 1"/>
+          <wp:inline distT="0" distB="0" distL="0" distR="0" wp14:anchorId="4DC867FB" wp14:editId="67003C04">
+            <wp:extent cx="4847208" cy="1957985"/>
+            <wp:effectExtent l="0" t="0" r="0" b="4445"/>
+            <wp:docPr id="5704175" name="Picture 1"/>
             <wp:cNvGraphicFramePr>
               <a:graphicFrameLocks xmlns:a="http://schemas.openxmlformats.org/drawingml/2006/main" noChangeAspect="1"/>
             </wp:cNvGraphicFramePr>
@@ -2286,7 +2019,7 @@
               <a:graphicData uri="http://schemas.openxmlformats.org/drawingml/2006/picture">
                 <pic:pic xmlns:pic="http://schemas.openxmlformats.org/drawingml/2006/picture">
                   <pic:nvPicPr>
-                    <pic:cNvPr id="1857001984" name=""/>
+                    <pic:cNvPr id="5704175" name=""/>
                     <pic:cNvPicPr/>
                   </pic:nvPicPr>
                   <pic:blipFill>
@@ -2298,7 +2031,7 @@
                   <pic:spPr>
                     <a:xfrm>
                       <a:off x="0" y="0"/>
-                      <a:ext cx="5467631" cy="806491"/>
+                      <a:ext cx="4867801" cy="1966303"/>
                     </a:xfrm>
                     <a:prstGeom prst="rect">
                       <a:avLst/>
@@ -2315,29 +2048,14 @@
       <w:pPr>
         <w:spacing w:line="360" w:lineRule="auto"/>
         <w:jc w:val="center"/>
-        <w:rPr>
-          <w:rFonts w:cstheme="minorHAnsi"/>
-          <w:i/>
-          <w:iCs/>
-          <w:sz w:val="24"/>
-          <w:szCs w:val="24"/>
-        </w:rPr>
-      </w:pPr>
-      <w:r>
-        <w:rPr>
-          <w:rFonts w:cstheme="minorHAnsi"/>
-          <w:sz w:val="24"/>
-          <w:szCs w:val="24"/>
-        </w:rPr>
-        <w:t xml:space="preserve">Gambar </w:t>
-      </w:r>
-      <w:r>
-        <w:rPr>
-          <w:rFonts w:cstheme="minorHAnsi"/>
-          <w:sz w:val="24"/>
-          <w:szCs w:val="24"/>
-        </w:rPr>
-        <w:t>9.</w:t>
+      </w:pPr>
+      <w:r>
+        <w:rPr>
+          <w:rFonts w:cstheme="minorHAnsi"/>
+          <w:sz w:val="24"/>
+          <w:szCs w:val="24"/>
+        </w:rPr>
+        <w:t>Gambar 12.</w:t>
       </w:r>
       <w:r>
         <w:rPr>
@@ -2353,15 +2071,15 @@
           <w:sz w:val="24"/>
           <w:szCs w:val="24"/>
         </w:rPr>
-        <w:t xml:space="preserve">: </w:t>
-      </w:r>
-      <w:r>
-        <w:rPr>
-          <w:rFonts w:cstheme="minorHAnsi"/>
-          <w:sz w:val="24"/>
-          <w:szCs w:val="24"/>
-        </w:rPr>
-        <w:t>Contoh pembacaan file menggunakan read()</w:t>
+        <w:t>:</w:t>
+      </w:r>
+      <w:r>
+        <w:rPr>
+          <w:rFonts w:cstheme="minorHAnsi"/>
+          <w:sz w:val="24"/>
+          <w:szCs w:val="24"/>
+        </w:rPr>
+        <w:t xml:space="preserve"> Program untuk mengurutkan isi dictionary</w:t>
       </w:r>
       <w:r>
         <w:rPr>
@@ -2394,7 +2112,7 @@
           <w:rPr>
             <w:rStyle w:val="Hyperlink"/>
           </w:rPr>
-          <w:t>https://shorturl.at/EEict</w:t>
+          <w:t>https://shorturl.at/64Fki</w:t>
         </w:r>
       </w:hyperlink>
     </w:p>
@@ -2417,7 +2135,7 @@
           <w:sz w:val="24"/>
           <w:szCs w:val="24"/>
         </w:rPr>
-        <w:t>Penyimpanan File</w:t>
+        <w:t>Advenced Text Parsing</w:t>
       </w:r>
     </w:p>
     <w:p>
@@ -2436,181 +2154,82 @@
           <w:sz w:val="24"/>
           <w:szCs w:val="24"/>
         </w:rPr>
-        <w:t>Penulisan file dalam Python</w:t>
-      </w:r>
-      <w:r>
-        <w:rPr>
-          <w:rFonts w:cstheme="minorHAnsi"/>
-          <w:sz w:val="24"/>
-          <w:szCs w:val="24"/>
-        </w:rPr>
-        <w:t xml:space="preserve"> dilakukan dengan cara yang hampir sama seperti membaca file, yaitu dengan cara menggunakan fungsi open(), tetapi dengan metode yang berbeda. Jika sebelumnya menggunakan mode </w:t>
-      </w:r>
-      <w:r>
-        <w:rPr>
-          <w:rFonts w:cstheme="minorHAnsi"/>
-          <w:sz w:val="24"/>
-          <w:szCs w:val="24"/>
-        </w:rPr>
-        <w:t xml:space="preserve">r untuk membaca, maka untuk menulis menggunakan mode w. Mode ini akan membuat file baru atau menimpa isi file lama jika file tersebut sudah ada. Setelah file dibuka, program akan mendapatkan handle yang digunakan untuk menulis </w:t>
-      </w:r>
-      <w:r>
-        <w:rPr>
-          <w:rFonts w:cstheme="minorHAnsi"/>
-          <w:sz w:val="24"/>
-          <w:szCs w:val="24"/>
-        </w:rPr>
-        <w:t>data ke dalam bentuk file.Untuk menuliskan data ke file, digunakan fungsi write() yang berisi string yang ingin disimpan.</w:t>
-      </w:r>
-      <w:r>
-        <w:rPr>
-          <w:rFonts w:cstheme="minorHAnsi"/>
-          <w:sz w:val="24"/>
-          <w:szCs w:val="24"/>
-        </w:rPr>
-        <w:t xml:space="preserve"> Kemudian diakhiri dengan close() untuk menutup file.</w:t>
-      </w:r>
-    </w:p>
-    <w:p>
-      <w:pPr>
-        <w:spacing w:line="360" w:lineRule="auto"/>
-        <w:jc w:val="center"/>
-        <w:rPr>
-          <w:rFonts w:cstheme="minorHAnsi"/>
-          <w:sz w:val="24"/>
-          <w:szCs w:val="24"/>
-        </w:rPr>
-      </w:pPr>
-      <w:r>
-        <w:rPr>
-          <w:rFonts w:cstheme="minorHAnsi"/>
-          <w:noProof/>
-          <w:sz w:val="24"/>
-          <w:szCs w:val="24"/>
-        </w:rPr>
-        <w:drawing>
-          <wp:inline distT="0" distB="0" distL="0" distR="0" wp14:anchorId="55A94C41" wp14:editId="5ADF2EA8">
-            <wp:extent cx="5321573" cy="844593"/>
-            <wp:effectExtent l="0" t="0" r="0" b="0"/>
-            <wp:docPr id="877947037" name="Picture 1"/>
-            <wp:cNvGraphicFramePr>
-              <a:graphicFrameLocks xmlns:a="http://schemas.openxmlformats.org/drawingml/2006/main" noChangeAspect="1"/>
-            </wp:cNvGraphicFramePr>
-            <a:graphic xmlns:a="http://schemas.openxmlformats.org/drawingml/2006/main">
-              <a:graphicData uri="http://schemas.openxmlformats.org/drawingml/2006/picture">
-                <pic:pic xmlns:pic="http://schemas.openxmlformats.org/drawingml/2006/picture">
-                  <pic:nvPicPr>
-                    <pic:cNvPr id="877947037" name=""/>
-                    <pic:cNvPicPr/>
-                  </pic:nvPicPr>
-                  <pic:blipFill>
-                    <a:blip r:embed="rId21"/>
-                    <a:stretch>
-                      <a:fillRect/>
-                    </a:stretch>
-                  </pic:blipFill>
-                  <pic:spPr>
-                    <a:xfrm>
-                      <a:off x="0" y="0"/>
-                      <a:ext cx="5321573" cy="844593"/>
-                    </a:xfrm>
-                    <a:prstGeom prst="rect">
-                      <a:avLst/>
-                    </a:prstGeom>
-                  </pic:spPr>
-                </pic:pic>
-              </a:graphicData>
-            </a:graphic>
-          </wp:inline>
-        </w:drawing>
-      </w:r>
-    </w:p>
-    <w:p>
-      <w:pPr>
-        <w:spacing w:line="360" w:lineRule="auto"/>
-        <w:jc w:val="center"/>
-        <w:rPr>
-          <w:rFonts w:cstheme="minorHAnsi"/>
-          <w:i/>
-          <w:iCs/>
-          <w:sz w:val="24"/>
-          <w:szCs w:val="24"/>
-        </w:rPr>
-      </w:pPr>
-      <w:r>
-        <w:rPr>
-          <w:rFonts w:cstheme="minorHAnsi"/>
-          <w:sz w:val="24"/>
-          <w:szCs w:val="24"/>
-        </w:rPr>
-        <w:t xml:space="preserve">Gambar </w:t>
-      </w:r>
-      <w:r>
-        <w:rPr>
-          <w:rFonts w:cstheme="minorHAnsi"/>
-          <w:sz w:val="24"/>
-          <w:szCs w:val="24"/>
-        </w:rPr>
-        <w:t>9.</w:t>
-      </w:r>
-      <w:r>
-        <w:rPr>
-          <w:rFonts w:cstheme="minorHAnsi"/>
-          <w:sz w:val="24"/>
-          <w:szCs w:val="24"/>
-        </w:rPr>
-        <w:t>9</w:t>
-      </w:r>
-      <w:r>
-        <w:rPr>
-          <w:rFonts w:cstheme="minorHAnsi"/>
-          <w:sz w:val="24"/>
-          <w:szCs w:val="24"/>
-        </w:rPr>
-        <w:t xml:space="preserve">: </w:t>
-      </w:r>
-      <w:r>
-        <w:rPr>
-          <w:rFonts w:cstheme="minorHAnsi"/>
-          <w:sz w:val="24"/>
-          <w:szCs w:val="24"/>
-        </w:rPr>
-        <w:t>Contoh penyimpanan file</w:t>
-      </w:r>
-      <w:r>
-        <w:rPr>
-          <w:rFonts w:cstheme="minorHAnsi"/>
-          <w:sz w:val="24"/>
-          <w:szCs w:val="24"/>
-        </w:rPr>
-        <w:t xml:space="preserve">. </w:t>
-      </w:r>
-      <w:r>
-        <w:rPr>
-          <w:rFonts w:cstheme="minorHAnsi"/>
-          <w:i/>
-          <w:iCs/>
-          <w:sz w:val="24"/>
-          <w:szCs w:val="24"/>
-        </w:rPr>
-        <w:t xml:space="preserve">Sumber: </w:t>
-      </w:r>
-      <w:r>
-        <w:rPr>
-          <w:rFonts w:cstheme="minorHAnsi"/>
-          <w:sz w:val="24"/>
-          <w:szCs w:val="24"/>
-        </w:rPr>
-        <w:t xml:space="preserve"> </w:t>
-      </w:r>
-      <w:hyperlink r:id="rId22" w:history="1">
-        <w:r>
-          <w:rPr>
-            <w:rStyle w:val="Hyperlink"/>
-          </w:rPr>
-          <w:t>https://shorturl.at/EEict</w:t>
-        </w:r>
-      </w:hyperlink>
+        <w:t xml:space="preserve">Sebelumnya, file teks yang digunakan sudah dibersihkan dari tanda baca sehingga proses perhiutngan kata menjadi lebih mudah. Namun pada kasus nyata, file biasanya masih memiliki tanda baca. </w:t>
+      </w:r>
+      <w:r>
+        <w:rPr>
+          <w:rFonts w:cstheme="minorHAnsi"/>
+          <w:sz w:val="24"/>
+          <w:szCs w:val="24"/>
+        </w:rPr>
+        <w:t xml:space="preserve">Contohnya kata “soft!” dan “soft!” akan dihitung sebagai dua kata yang berbeda. </w:t>
+      </w:r>
+      <w:r>
+        <w:rPr>
+          <w:rFonts w:cstheme="minorHAnsi"/>
+          <w:sz w:val="24"/>
+          <w:szCs w:val="24"/>
+        </w:rPr>
+        <w:t>Selain tanda baca, penggunaan huru</w:t>
+      </w:r>
+      <w:r>
+        <w:rPr>
+          <w:rFonts w:cstheme="minorHAnsi"/>
+          <w:sz w:val="24"/>
+          <w:szCs w:val="24"/>
+        </w:rPr>
+        <w:t>f</w:t>
+      </w:r>
+      <w:r>
+        <w:rPr>
+          <w:rFonts w:cstheme="minorHAnsi"/>
+          <w:sz w:val="24"/>
+          <w:szCs w:val="24"/>
+        </w:rPr>
+        <w:t xml:space="preserve"> kapital juga mempengaruhi hasil perhitungan kata. </w:t>
+      </w:r>
+      <w:r>
+        <w:rPr>
+          <w:rFonts w:cstheme="minorHAnsi"/>
+          <w:sz w:val="24"/>
+          <w:szCs w:val="24"/>
+        </w:rPr>
+        <w:t xml:space="preserve">Pyhton membedakan huruf besar dan huruf kecil sehingga “who” dan “Who” dianggap berbeda. </w:t>
+      </w:r>
+      <w:r>
+        <w:rPr>
+          <w:rFonts w:cstheme="minorHAnsi"/>
+          <w:sz w:val="24"/>
+          <w:szCs w:val="24"/>
+        </w:rPr>
+        <w:t>Akibatnya hasil pernghitungan kata bisa menjadi tidak akurat</w:t>
+      </w:r>
+      <w:r>
+        <w:rPr>
+          <w:rFonts w:cstheme="minorHAnsi"/>
+          <w:sz w:val="24"/>
+          <w:szCs w:val="24"/>
+        </w:rPr>
+        <w:t xml:space="preserve"> karena kata yang sama dipisahkan menjadi dua kata. Oleh karena itu, method lower() digunakan untuk mengubah semua huruf menjadi huruf kecil.</w:t>
+      </w:r>
+    </w:p>
+    <w:p>
+      <w:pPr>
+        <w:spacing w:line="360" w:lineRule="auto"/>
+        <w:jc w:val="both"/>
+        <w:rPr>
+          <w:sz w:val="24"/>
+          <w:szCs w:val="24"/>
+        </w:rPr>
+      </w:pPr>
+      <w:r>
+        <w:rPr>
+          <w:rFonts w:cstheme="minorHAnsi"/>
+          <w:sz w:val="24"/>
+          <w:szCs w:val="24"/>
+        </w:rPr>
+        <w:t xml:space="preserve">Materi in </w:t>
+      </w:r>
     </w:p>
     <w:p>
       <w:pPr>
@@ -2661,7 +2280,7 @@
       <w:r>
         <w:t xml:space="preserve">Link github : </w:t>
       </w:r>
-      <w:hyperlink r:id="rId23" w:history="1">
+      <w:hyperlink r:id="rId21" w:history="1">
         <w:r>
           <w:rPr>
             <w:rStyle w:val="Hyperlink"/>
@@ -2750,7 +2369,7 @@
                     <pic:cNvPicPr/>
                   </pic:nvPicPr>
                   <pic:blipFill>
-                    <a:blip r:embed="rId24"/>
+                    <a:blip r:embed="rId22"/>
                     <a:stretch>
                       <a:fillRect/>
                     </a:stretch>
@@ -3346,7 +2965,7 @@
                     <pic:cNvPicPr/>
                   </pic:nvPicPr>
                   <pic:blipFill>
-                    <a:blip r:embed="rId25"/>
+                    <a:blip r:embed="rId23"/>
                     <a:stretch>
                       <a:fillRect/>
                     </a:stretch>
@@ -3447,7 +3066,7 @@
                     <pic:cNvPicPr/>
                   </pic:nvPicPr>
                   <pic:blipFill>
-                    <a:blip r:embed="rId26"/>
+                    <a:blip r:embed="rId24"/>
                     <a:stretch>
                       <a:fillRect/>
                     </a:stretch>
@@ -4013,7 +3632,7 @@
                     <pic:cNvPicPr/>
                   </pic:nvPicPr>
                   <pic:blipFill>
-                    <a:blip r:embed="rId27"/>
+                    <a:blip r:embed="rId25"/>
                     <a:stretch>
                       <a:fillRect/>
                     </a:stretch>
